--- a/backend/app/services/docs_agent/agent_result_folder/영업방문결과보고서_20250806.docx
+++ b/backend/app/services/docs_agent/agent_result_folder/영업방문결과보고서_20250806.docx
@@ -1289,7 +1289,7 @@
               </w:rPr>
             </w:pPr>
             <w:r>
-              <w:t>■ 방 문 일 : 250725</w:t>
+              <w:t xml:space="preserve">■ 방 문 일 : </w:t>
             </w:r>
           </w:p>
         </w:tc>
@@ -1479,9 +1479,7 @@
                 <w:vertAlign w:val="baseline"/>
               </w:rPr>
             </w:pPr>
-            <w:r>
-              <w:t>복수기관 대상 제품설명회</w:t>
-            </w:r>
+            <w:r/>
           </w:p>
         </w:tc>
       </w:tr>
@@ -1647,9 +1645,7 @@
                 <w:szCs w:val="18"/>
               </w:rPr>
             </w:pPr>
-            <w:r>
-              <w:t>유연내과외 3개의 병원</w:t>
-            </w:r>
+            <w:r/>
           </w:p>
         </w:tc>
         <w:tc>
@@ -1830,9 +1826,7 @@
                 <w:vertAlign w:val="baseline"/>
               </w:rPr>
             </w:pPr>
-            <w:r>
-              <w:t>www.yumibanplz.com</w:t>
-            </w:r>
+            <w:r/>
           </w:p>
         </w:tc>
       </w:tr>
@@ -2021,8 +2015,334 @@
                 <w:vertAlign w:val="baseline"/>
               </w:rPr>
             </w:pPr>
+            <w:r/>
+          </w:p>
+        </w:tc>
+        <w:tc>
+          <w:tcPr>
+            <w:tcBorders>
+              <w:top w:color="a0a0a0" w:space="0" w:sz="6" w:val="dotted"/>
+              <w:left w:color="a0a0a0" w:space="0" w:sz="6" w:val="dotted"/>
+              <w:bottom w:color="a0a0a0" w:space="0" w:sz="6" w:val="dotted"/>
+              <w:right w:color="a0a0a0" w:space="0" w:sz="6" w:val="dotted"/>
+            </w:tcBorders>
+            <w:shd w:fill="edf0fa" w:val="clear"/>
+            <w:tcMar>
+              <w:top w:w="0.0" w:type="dxa"/>
+              <w:bottom w:w="0.0" w:type="dxa"/>
+            </w:tcMar>
+            <w:vAlign w:val="center"/>
+          </w:tcPr>
+          <w:p>
+            <w:pPr>
+              <w:keepNext w:val="0"/>
+              <w:keepLines w:val="0"/>
+              <w:pageBreakBefore w:val="0"/>
+              <w:widowControl w:val="0"/>
+              <w:pBdr>
+                <w:top w:space="0" w:sz="0" w:val="nil"/>
+                <w:left w:space="0" w:sz="0" w:val="nil"/>
+                <w:bottom w:space="0" w:sz="0" w:val="nil"/>
+                <w:right w:space="0" w:sz="0" w:val="nil"/>
+                <w:between w:space="0" w:sz="0" w:val="nil"/>
+              </w:pBdr>
+              <w:shd w:fill="auto" w:val="clear"/>
+              <w:tabs>
+                <w:tab w:val="left" w:leader="none" w:pos="800"/>
+                <w:tab w:val="left" w:leader="none" w:pos="1600"/>
+                <w:tab w:val="left" w:leader="none" w:pos="2400"/>
+                <w:tab w:val="left" w:leader="none" w:pos="3200"/>
+                <w:tab w:val="left" w:leader="none" w:pos="4000"/>
+                <w:tab w:val="left" w:leader="none" w:pos="4800"/>
+                <w:tab w:val="left" w:leader="none" w:pos="5600"/>
+                <w:tab w:val="left" w:leader="none" w:pos="6400"/>
+                <w:tab w:val="left" w:leader="none" w:pos="7200"/>
+                <w:tab w:val="left" w:leader="none" w:pos="8000"/>
+                <w:tab w:val="left" w:leader="none" w:pos="8800"/>
+                <w:tab w:val="left" w:leader="none" w:pos="9600"/>
+                <w:tab w:val="left" w:leader="none" w:pos="10400"/>
+                <w:tab w:val="left" w:leader="none" w:pos="11200"/>
+                <w:tab w:val="left" w:leader="none" w:pos="12000"/>
+                <w:tab w:val="left" w:leader="none" w:pos="12800"/>
+                <w:tab w:val="left" w:leader="none" w:pos="13600"/>
+                <w:tab w:val="left" w:leader="none" w:pos="14400"/>
+                <w:tab w:val="left" w:leader="none" w:pos="15200"/>
+                <w:tab w:val="left" w:leader="none" w:pos="16000"/>
+                <w:tab w:val="left" w:leader="none" w:pos="16800"/>
+                <w:tab w:val="left" w:leader="none" w:pos="17600"/>
+                <w:tab w:val="left" w:leader="none" w:pos="18400"/>
+                <w:tab w:val="left" w:leader="none" w:pos="19200"/>
+                <w:tab w:val="left" w:leader="none" w:pos="20000"/>
+                <w:tab w:val="left" w:leader="none" w:pos="20800"/>
+                <w:tab w:val="left" w:leader="none" w:pos="21600"/>
+                <w:tab w:val="left" w:leader="none" w:pos="22400"/>
+                <w:tab w:val="left" w:leader="none" w:pos="23200"/>
+                <w:tab w:val="left" w:leader="none" w:pos="24000"/>
+                <w:tab w:val="left" w:leader="none" w:pos="24800"/>
+                <w:tab w:val="left" w:leader="none" w:pos="25600"/>
+              </w:tabs>
+              <w:spacing w:after="0" w:before="0" w:line="240" w:lineRule="auto"/>
+              <w:ind w:left="0" w:right="0" w:firstLine="0"/>
+              <w:jc w:val="center"/>
+              <w:rPr>
+                <w:rFonts w:ascii="Malgun Gothic" w:cs="Malgun Gothic" w:eastAsia="Malgun Gothic" w:hAnsi="Malgun Gothic"/>
+                <w:b w:val="0"/>
+                <w:i w:val="0"/>
+                <w:smallCaps w:val="0"/>
+                <w:strike w:val="0"/>
+                <w:color w:val="000000"/>
+                <w:sz w:val="18"/>
+                <w:szCs w:val="18"/>
+                <w:u w:val="none"/>
+                <w:shd w:fill="auto" w:val="clear"/>
+                <w:vertAlign w:val="baseline"/>
+              </w:rPr>
+            </w:pPr>
             <w:r>
-              <w:t>손현성</w:t>
+              <w:rPr>
+                <w:rFonts w:ascii="Malgun Gothic" w:cs="Malgun Gothic" w:eastAsia="Malgun Gothic" w:hAnsi="Malgun Gothic"/>
+                <w:b w:val="0"/>
+                <w:i w:val="0"/>
+                <w:smallCaps w:val="0"/>
+                <w:strike w:val="0"/>
+                <w:color w:val="000000"/>
+                <w:sz w:val="18"/>
+                <w:szCs w:val="18"/>
+                <w:u w:val="none"/>
+                <w:shd w:fill="auto" w:val="clear"/>
+                <w:vertAlign w:val="baseline"/>
+                <w:rtl w:val="0"/>
+              </w:rPr>
+              <w:t xml:space="preserve">소    속</w:t>
+            </w:r>
+          </w:p>
+        </w:tc>
+        <w:tc>
+          <w:tcPr>
+            <w:tcBorders>
+              <w:top w:color="a0a0a0" w:space="0" w:sz="6" w:val="dotted"/>
+              <w:left w:color="a0a0a0" w:space="0" w:sz="6" w:val="dotted"/>
+              <w:bottom w:color="a0a0a0" w:space="0" w:sz="6" w:val="dotted"/>
+              <w:right w:color="000000" w:space="0" w:sz="0" w:val="nil"/>
+            </w:tcBorders>
+            <w:tcMar>
+              <w:top w:w="0.0" w:type="dxa"/>
+              <w:bottom w:w="0.0" w:type="dxa"/>
+            </w:tcMar>
+            <w:vAlign w:val="center"/>
+          </w:tcPr>
+          <w:p>
+            <w:pPr>
+              <w:keepNext w:val="0"/>
+              <w:keepLines w:val="0"/>
+              <w:pageBreakBefore w:val="0"/>
+              <w:widowControl w:val="0"/>
+              <w:pBdr>
+                <w:top w:space="0" w:sz="0" w:val="nil"/>
+                <w:left w:space="0" w:sz="0" w:val="nil"/>
+                <w:bottom w:space="0" w:sz="0" w:val="nil"/>
+                <w:right w:space="0" w:sz="0" w:val="nil"/>
+                <w:between w:space="0" w:sz="0" w:val="nil"/>
+              </w:pBdr>
+              <w:shd w:fill="auto" w:val="clear"/>
+              <w:tabs>
+                <w:tab w:val="left" w:leader="none" w:pos="800"/>
+                <w:tab w:val="left" w:leader="none" w:pos="1600"/>
+                <w:tab w:val="left" w:leader="none" w:pos="2400"/>
+                <w:tab w:val="left" w:leader="none" w:pos="3200"/>
+                <w:tab w:val="left" w:leader="none" w:pos="4000"/>
+                <w:tab w:val="left" w:leader="none" w:pos="4800"/>
+                <w:tab w:val="left" w:leader="none" w:pos="5600"/>
+                <w:tab w:val="left" w:leader="none" w:pos="6400"/>
+                <w:tab w:val="left" w:leader="none" w:pos="7200"/>
+                <w:tab w:val="left" w:leader="none" w:pos="8000"/>
+                <w:tab w:val="left" w:leader="none" w:pos="8800"/>
+                <w:tab w:val="left" w:leader="none" w:pos="9600"/>
+                <w:tab w:val="left" w:leader="none" w:pos="10400"/>
+                <w:tab w:val="left" w:leader="none" w:pos="11200"/>
+                <w:tab w:val="left" w:leader="none" w:pos="12000"/>
+                <w:tab w:val="left" w:leader="none" w:pos="12800"/>
+                <w:tab w:val="left" w:leader="none" w:pos="13600"/>
+                <w:tab w:val="left" w:leader="none" w:pos="14400"/>
+                <w:tab w:val="left" w:leader="none" w:pos="15200"/>
+                <w:tab w:val="left" w:leader="none" w:pos="16000"/>
+                <w:tab w:val="left" w:leader="none" w:pos="16800"/>
+                <w:tab w:val="left" w:leader="none" w:pos="17600"/>
+                <w:tab w:val="left" w:leader="none" w:pos="18400"/>
+                <w:tab w:val="left" w:leader="none" w:pos="19200"/>
+                <w:tab w:val="left" w:leader="none" w:pos="20000"/>
+                <w:tab w:val="left" w:leader="none" w:pos="20800"/>
+                <w:tab w:val="left" w:leader="none" w:pos="21600"/>
+                <w:tab w:val="left" w:leader="none" w:pos="22400"/>
+                <w:tab w:val="left" w:leader="none" w:pos="23200"/>
+                <w:tab w:val="left" w:leader="none" w:pos="24000"/>
+                <w:tab w:val="left" w:leader="none" w:pos="24800"/>
+                <w:tab w:val="left" w:leader="none" w:pos="25600"/>
+              </w:tabs>
+              <w:spacing w:after="0" w:before="0" w:line="240" w:lineRule="auto"/>
+              <w:ind w:left="100" w:right="100" w:firstLine="0"/>
+              <w:jc w:val="center"/>
+              <w:rPr>
+                <w:rFonts w:ascii="Malgun Gothic" w:cs="Malgun Gothic" w:eastAsia="Malgun Gothic" w:hAnsi="Malgun Gothic"/>
+                <w:b w:val="0"/>
+                <w:i w:val="0"/>
+                <w:smallCaps w:val="0"/>
+                <w:strike w:val="0"/>
+                <w:color w:val="000000"/>
+                <w:sz w:val="18"/>
+                <w:szCs w:val="18"/>
+                <w:u w:val="none"/>
+                <w:shd w:fill="auto" w:val="clear"/>
+                <w:vertAlign w:val="baseline"/>
+              </w:rPr>
+            </w:pPr>
+            <w:r/>
+          </w:p>
+        </w:tc>
+      </w:tr>
+      <w:tr>
+        <w:trPr>
+          <w:cantSplit w:val="0"/>
+          <w:trHeight w:val="406" w:hRule="atLeast"/>
+          <w:tblHeader w:val="0"/>
+        </w:trPr>
+        <w:tc>
+          <w:tcPr>
+            <w:vMerge w:val="continue"/>
+            <w:tcBorders>
+              <w:top w:color="a0a0a0" w:space="0" w:sz="6" w:val="dotted"/>
+              <w:left w:color="edf0fa" w:space="0" w:sz="6" w:val="single"/>
+              <w:bottom w:color="a0a0a0" w:space="0" w:sz="6" w:val="dotted"/>
+              <w:right w:color="a0a0a0" w:space="0" w:sz="6" w:val="dotted"/>
+            </w:tcBorders>
+            <w:shd w:fill="edf0fa" w:val="clear"/>
+            <w:tcMar>
+              <w:top w:w="0.0" w:type="dxa"/>
+              <w:bottom w:w="0.0" w:type="dxa"/>
+            </w:tcMar>
+            <w:vAlign w:val="center"/>
+          </w:tcPr>
+          <w:p>
+            <w:pPr>
+              <w:keepNext w:val="0"/>
+              <w:keepLines w:val="0"/>
+              <w:pageBreakBefore w:val="0"/>
+              <w:widowControl w:val="0"/>
+              <w:pBdr>
+                <w:top w:space="0" w:sz="0" w:val="nil"/>
+                <w:left w:space="0" w:sz="0" w:val="nil"/>
+                <w:bottom w:space="0" w:sz="0" w:val="nil"/>
+                <w:right w:space="0" w:sz="0" w:val="nil"/>
+                <w:between w:space="0" w:sz="0" w:val="nil"/>
+              </w:pBdr>
+              <w:shd w:fill="auto" w:val="clear"/>
+              <w:spacing w:after="0" w:before="0" w:line="276" w:lineRule="auto"/>
+              <w:ind w:left="0" w:right="0" w:firstLine="0"/>
+              <w:jc w:val="left"/>
+              <w:rPr>
+                <w:rFonts w:ascii="Malgun Gothic" w:cs="Malgun Gothic" w:eastAsia="Malgun Gothic" w:hAnsi="Malgun Gothic"/>
+                <w:b w:val="0"/>
+                <w:i w:val="0"/>
+                <w:smallCaps w:val="0"/>
+                <w:strike w:val="0"/>
+                <w:color w:val="000000"/>
+                <w:sz w:val="18"/>
+                <w:szCs w:val="18"/>
+                <w:u w:val="none"/>
+                <w:shd w:fill="auto" w:val="clear"/>
+                <w:vertAlign w:val="baseline"/>
+              </w:rPr>
+            </w:pPr>
+            <w:r>
+              <w:rPr>
+                <w:rtl w:val="0"/>
+              </w:rPr>
+            </w:r>
+          </w:p>
+        </w:tc>
+        <w:tc>
+          <w:tcPr>
+            <w:tcBorders>
+              <w:top w:color="a0a0a0" w:space="0" w:sz="6" w:val="dotted"/>
+              <w:left w:color="a0a0a0" w:space="0" w:sz="6" w:val="dotted"/>
+              <w:bottom w:color="a0a0a0" w:space="0" w:sz="6" w:val="dotted"/>
+              <w:right w:color="a0a0a0" w:space="0" w:sz="6" w:val="dotted"/>
+            </w:tcBorders>
+            <w:tcMar>
+              <w:top w:w="0.0" w:type="dxa"/>
+              <w:bottom w:w="0.0" w:type="dxa"/>
+            </w:tcMar>
+            <w:vAlign w:val="center"/>
+          </w:tcPr>
+          <w:p>
+            <w:pPr>
+              <w:keepNext w:val="0"/>
+              <w:keepLines w:val="0"/>
+              <w:pageBreakBefore w:val="0"/>
+              <w:widowControl w:val="0"/>
+              <w:pBdr>
+                <w:top w:space="0" w:sz="0" w:val="nil"/>
+                <w:left w:space="0" w:sz="0" w:val="nil"/>
+                <w:bottom w:space="0" w:sz="0" w:val="nil"/>
+                <w:right w:space="0" w:sz="0" w:val="nil"/>
+                <w:between w:space="0" w:sz="0" w:val="nil"/>
+              </w:pBdr>
+              <w:shd w:fill="auto" w:val="clear"/>
+              <w:tabs>
+                <w:tab w:val="left" w:leader="none" w:pos="800"/>
+                <w:tab w:val="left" w:leader="none" w:pos="1600"/>
+                <w:tab w:val="left" w:leader="none" w:pos="2400"/>
+                <w:tab w:val="left" w:leader="none" w:pos="3200"/>
+                <w:tab w:val="left" w:leader="none" w:pos="4000"/>
+                <w:tab w:val="left" w:leader="none" w:pos="4800"/>
+                <w:tab w:val="left" w:leader="none" w:pos="5600"/>
+                <w:tab w:val="left" w:leader="none" w:pos="6400"/>
+                <w:tab w:val="left" w:leader="none" w:pos="7200"/>
+                <w:tab w:val="left" w:leader="none" w:pos="8000"/>
+                <w:tab w:val="left" w:leader="none" w:pos="8800"/>
+                <w:tab w:val="left" w:leader="none" w:pos="9600"/>
+                <w:tab w:val="left" w:leader="none" w:pos="10400"/>
+                <w:tab w:val="left" w:leader="none" w:pos="11200"/>
+                <w:tab w:val="left" w:leader="none" w:pos="12000"/>
+                <w:tab w:val="left" w:leader="none" w:pos="12800"/>
+                <w:tab w:val="left" w:leader="none" w:pos="13600"/>
+                <w:tab w:val="left" w:leader="none" w:pos="14400"/>
+                <w:tab w:val="left" w:leader="none" w:pos="15200"/>
+                <w:tab w:val="left" w:leader="none" w:pos="16000"/>
+                <w:tab w:val="left" w:leader="none" w:pos="16800"/>
+                <w:tab w:val="left" w:leader="none" w:pos="17600"/>
+                <w:tab w:val="left" w:leader="none" w:pos="18400"/>
+                <w:tab w:val="left" w:leader="none" w:pos="19200"/>
+                <w:tab w:val="left" w:leader="none" w:pos="20000"/>
+                <w:tab w:val="left" w:leader="none" w:pos="20800"/>
+                <w:tab w:val="left" w:leader="none" w:pos="21600"/>
+                <w:tab w:val="left" w:leader="none" w:pos="22400"/>
+                <w:tab w:val="left" w:leader="none" w:pos="23200"/>
+                <w:tab w:val="left" w:leader="none" w:pos="24000"/>
+                <w:tab w:val="left" w:leader="none" w:pos="24800"/>
+                <w:tab w:val="left" w:leader="none" w:pos="25600"/>
+              </w:tabs>
+              <w:spacing w:after="0" w:before="0" w:line="240" w:lineRule="auto"/>
+              <w:ind w:left="100" w:right="100" w:firstLine="0"/>
+              <w:jc w:val="both"/>
+              <w:rPr>
+                <w:rFonts w:ascii="Malgun Gothic" w:cs="Malgun Gothic" w:eastAsia="Malgun Gothic" w:hAnsi="Malgun Gothic"/>
+                <w:b w:val="0"/>
+                <w:i w:val="0"/>
+                <w:smallCaps w:val="0"/>
+                <w:strike w:val="0"/>
+                <w:color w:val="000000"/>
+                <w:sz w:val="18"/>
+                <w:szCs w:val="18"/>
+                <w:u w:val="none"/>
+                <w:shd w:fill="auto" w:val="clear"/>
+                <w:vertAlign w:val="baseline"/>
+              </w:rPr>
+            </w:pPr>
+            <w:r>
+              <w:rPr>
+                <w:rtl w:val="0"/>
+              </w:rPr>
             </w:r>
           </w:p>
         </w:tc>
@@ -2121,336 +2441,6 @@
                 <w:vertAlign w:val="baseline"/>
                 <w:rtl w:val="0"/>
               </w:rPr>
-              <w:t xml:space="preserve">소    속</w:t>
-            </w:r>
-          </w:p>
-        </w:tc>
-        <w:tc>
-          <w:tcPr>
-            <w:tcBorders>
-              <w:top w:color="a0a0a0" w:space="0" w:sz="6" w:val="dotted"/>
-              <w:left w:color="a0a0a0" w:space="0" w:sz="6" w:val="dotted"/>
-              <w:bottom w:color="a0a0a0" w:space="0" w:sz="6" w:val="dotted"/>
-              <w:right w:color="000000" w:space="0" w:sz="0" w:val="nil"/>
-            </w:tcBorders>
-            <w:tcMar>
-              <w:top w:w="0.0" w:type="dxa"/>
-              <w:bottom w:w="0.0" w:type="dxa"/>
-            </w:tcMar>
-            <w:vAlign w:val="center"/>
-          </w:tcPr>
-          <w:p>
-            <w:pPr>
-              <w:keepNext w:val="0"/>
-              <w:keepLines w:val="0"/>
-              <w:pageBreakBefore w:val="0"/>
-              <w:widowControl w:val="0"/>
-              <w:pBdr>
-                <w:top w:space="0" w:sz="0" w:val="nil"/>
-                <w:left w:space="0" w:sz="0" w:val="nil"/>
-                <w:bottom w:space="0" w:sz="0" w:val="nil"/>
-                <w:right w:space="0" w:sz="0" w:val="nil"/>
-                <w:between w:space="0" w:sz="0" w:val="nil"/>
-              </w:pBdr>
-              <w:shd w:fill="auto" w:val="clear"/>
-              <w:tabs>
-                <w:tab w:val="left" w:leader="none" w:pos="800"/>
-                <w:tab w:val="left" w:leader="none" w:pos="1600"/>
-                <w:tab w:val="left" w:leader="none" w:pos="2400"/>
-                <w:tab w:val="left" w:leader="none" w:pos="3200"/>
-                <w:tab w:val="left" w:leader="none" w:pos="4000"/>
-                <w:tab w:val="left" w:leader="none" w:pos="4800"/>
-                <w:tab w:val="left" w:leader="none" w:pos="5600"/>
-                <w:tab w:val="left" w:leader="none" w:pos="6400"/>
-                <w:tab w:val="left" w:leader="none" w:pos="7200"/>
-                <w:tab w:val="left" w:leader="none" w:pos="8000"/>
-                <w:tab w:val="left" w:leader="none" w:pos="8800"/>
-                <w:tab w:val="left" w:leader="none" w:pos="9600"/>
-                <w:tab w:val="left" w:leader="none" w:pos="10400"/>
-                <w:tab w:val="left" w:leader="none" w:pos="11200"/>
-                <w:tab w:val="left" w:leader="none" w:pos="12000"/>
-                <w:tab w:val="left" w:leader="none" w:pos="12800"/>
-                <w:tab w:val="left" w:leader="none" w:pos="13600"/>
-                <w:tab w:val="left" w:leader="none" w:pos="14400"/>
-                <w:tab w:val="left" w:leader="none" w:pos="15200"/>
-                <w:tab w:val="left" w:leader="none" w:pos="16000"/>
-                <w:tab w:val="left" w:leader="none" w:pos="16800"/>
-                <w:tab w:val="left" w:leader="none" w:pos="17600"/>
-                <w:tab w:val="left" w:leader="none" w:pos="18400"/>
-                <w:tab w:val="left" w:leader="none" w:pos="19200"/>
-                <w:tab w:val="left" w:leader="none" w:pos="20000"/>
-                <w:tab w:val="left" w:leader="none" w:pos="20800"/>
-                <w:tab w:val="left" w:leader="none" w:pos="21600"/>
-                <w:tab w:val="left" w:leader="none" w:pos="22400"/>
-                <w:tab w:val="left" w:leader="none" w:pos="23200"/>
-                <w:tab w:val="left" w:leader="none" w:pos="24000"/>
-                <w:tab w:val="left" w:leader="none" w:pos="24800"/>
-                <w:tab w:val="left" w:leader="none" w:pos="25600"/>
-              </w:tabs>
-              <w:spacing w:after="0" w:before="0" w:line="240" w:lineRule="auto"/>
-              <w:ind w:left="100" w:right="100" w:firstLine="0"/>
-              <w:jc w:val="center"/>
-              <w:rPr>
-                <w:rFonts w:ascii="Malgun Gothic" w:cs="Malgun Gothic" w:eastAsia="Malgun Gothic" w:hAnsi="Malgun Gothic"/>
-                <w:b w:val="0"/>
-                <w:i w:val="0"/>
-                <w:smallCaps w:val="0"/>
-                <w:strike w:val="0"/>
-                <w:color w:val="000000"/>
-                <w:sz w:val="18"/>
-                <w:szCs w:val="18"/>
-                <w:u w:val="none"/>
-                <w:shd w:fill="auto" w:val="clear"/>
-                <w:vertAlign w:val="baseline"/>
-              </w:rPr>
-            </w:pPr>
-            <w:r>
-              <w:t>영업팀</w:t>
-            </w:r>
-          </w:p>
-        </w:tc>
-      </w:tr>
-      <w:tr>
-        <w:trPr>
-          <w:cantSplit w:val="0"/>
-          <w:trHeight w:val="406" w:hRule="atLeast"/>
-          <w:tblHeader w:val="0"/>
-        </w:trPr>
-        <w:tc>
-          <w:tcPr>
-            <w:vMerge w:val="continue"/>
-            <w:tcBorders>
-              <w:top w:color="a0a0a0" w:space="0" w:sz="6" w:val="dotted"/>
-              <w:left w:color="edf0fa" w:space="0" w:sz="6" w:val="single"/>
-              <w:bottom w:color="a0a0a0" w:space="0" w:sz="6" w:val="dotted"/>
-              <w:right w:color="a0a0a0" w:space="0" w:sz="6" w:val="dotted"/>
-            </w:tcBorders>
-            <w:shd w:fill="edf0fa" w:val="clear"/>
-            <w:tcMar>
-              <w:top w:w="0.0" w:type="dxa"/>
-              <w:bottom w:w="0.0" w:type="dxa"/>
-            </w:tcMar>
-            <w:vAlign w:val="center"/>
-          </w:tcPr>
-          <w:p>
-            <w:pPr>
-              <w:keepNext w:val="0"/>
-              <w:keepLines w:val="0"/>
-              <w:pageBreakBefore w:val="0"/>
-              <w:widowControl w:val="0"/>
-              <w:pBdr>
-                <w:top w:space="0" w:sz="0" w:val="nil"/>
-                <w:left w:space="0" w:sz="0" w:val="nil"/>
-                <w:bottom w:space="0" w:sz="0" w:val="nil"/>
-                <w:right w:space="0" w:sz="0" w:val="nil"/>
-                <w:between w:space="0" w:sz="0" w:val="nil"/>
-              </w:pBdr>
-              <w:shd w:fill="auto" w:val="clear"/>
-              <w:spacing w:after="0" w:before="0" w:line="276" w:lineRule="auto"/>
-              <w:ind w:left="0" w:right="0" w:firstLine="0"/>
-              <w:jc w:val="left"/>
-              <w:rPr>
-                <w:rFonts w:ascii="Malgun Gothic" w:cs="Malgun Gothic" w:eastAsia="Malgun Gothic" w:hAnsi="Malgun Gothic"/>
-                <w:b w:val="0"/>
-                <w:i w:val="0"/>
-                <w:smallCaps w:val="0"/>
-                <w:strike w:val="0"/>
-                <w:color w:val="000000"/>
-                <w:sz w:val="18"/>
-                <w:szCs w:val="18"/>
-                <w:u w:val="none"/>
-                <w:shd w:fill="auto" w:val="clear"/>
-                <w:vertAlign w:val="baseline"/>
-              </w:rPr>
-            </w:pPr>
-            <w:r>
-              <w:rPr>
-                <w:rtl w:val="0"/>
-              </w:rPr>
-            </w:r>
-          </w:p>
-        </w:tc>
-        <w:tc>
-          <w:tcPr>
-            <w:tcBorders>
-              <w:top w:color="a0a0a0" w:space="0" w:sz="6" w:val="dotted"/>
-              <w:left w:color="a0a0a0" w:space="0" w:sz="6" w:val="dotted"/>
-              <w:bottom w:color="a0a0a0" w:space="0" w:sz="6" w:val="dotted"/>
-              <w:right w:color="a0a0a0" w:space="0" w:sz="6" w:val="dotted"/>
-            </w:tcBorders>
-            <w:tcMar>
-              <w:top w:w="0.0" w:type="dxa"/>
-              <w:bottom w:w="0.0" w:type="dxa"/>
-            </w:tcMar>
-            <w:vAlign w:val="center"/>
-          </w:tcPr>
-          <w:p>
-            <w:pPr>
-              <w:keepNext w:val="0"/>
-              <w:keepLines w:val="0"/>
-              <w:pageBreakBefore w:val="0"/>
-              <w:widowControl w:val="0"/>
-              <w:pBdr>
-                <w:top w:space="0" w:sz="0" w:val="nil"/>
-                <w:left w:space="0" w:sz="0" w:val="nil"/>
-                <w:bottom w:space="0" w:sz="0" w:val="nil"/>
-                <w:right w:space="0" w:sz="0" w:val="nil"/>
-                <w:between w:space="0" w:sz="0" w:val="nil"/>
-              </w:pBdr>
-              <w:shd w:fill="auto" w:val="clear"/>
-              <w:tabs>
-                <w:tab w:val="left" w:leader="none" w:pos="800"/>
-                <w:tab w:val="left" w:leader="none" w:pos="1600"/>
-                <w:tab w:val="left" w:leader="none" w:pos="2400"/>
-                <w:tab w:val="left" w:leader="none" w:pos="3200"/>
-                <w:tab w:val="left" w:leader="none" w:pos="4000"/>
-                <w:tab w:val="left" w:leader="none" w:pos="4800"/>
-                <w:tab w:val="left" w:leader="none" w:pos="5600"/>
-                <w:tab w:val="left" w:leader="none" w:pos="6400"/>
-                <w:tab w:val="left" w:leader="none" w:pos="7200"/>
-                <w:tab w:val="left" w:leader="none" w:pos="8000"/>
-                <w:tab w:val="left" w:leader="none" w:pos="8800"/>
-                <w:tab w:val="left" w:leader="none" w:pos="9600"/>
-                <w:tab w:val="left" w:leader="none" w:pos="10400"/>
-                <w:tab w:val="left" w:leader="none" w:pos="11200"/>
-                <w:tab w:val="left" w:leader="none" w:pos="12000"/>
-                <w:tab w:val="left" w:leader="none" w:pos="12800"/>
-                <w:tab w:val="left" w:leader="none" w:pos="13600"/>
-                <w:tab w:val="left" w:leader="none" w:pos="14400"/>
-                <w:tab w:val="left" w:leader="none" w:pos="15200"/>
-                <w:tab w:val="left" w:leader="none" w:pos="16000"/>
-                <w:tab w:val="left" w:leader="none" w:pos="16800"/>
-                <w:tab w:val="left" w:leader="none" w:pos="17600"/>
-                <w:tab w:val="left" w:leader="none" w:pos="18400"/>
-                <w:tab w:val="left" w:leader="none" w:pos="19200"/>
-                <w:tab w:val="left" w:leader="none" w:pos="20000"/>
-                <w:tab w:val="left" w:leader="none" w:pos="20800"/>
-                <w:tab w:val="left" w:leader="none" w:pos="21600"/>
-                <w:tab w:val="left" w:leader="none" w:pos="22400"/>
-                <w:tab w:val="left" w:leader="none" w:pos="23200"/>
-                <w:tab w:val="left" w:leader="none" w:pos="24000"/>
-                <w:tab w:val="left" w:leader="none" w:pos="24800"/>
-                <w:tab w:val="left" w:leader="none" w:pos="25600"/>
-              </w:tabs>
-              <w:spacing w:after="0" w:before="0" w:line="240" w:lineRule="auto"/>
-              <w:ind w:left="100" w:right="100" w:firstLine="0"/>
-              <w:jc w:val="both"/>
-              <w:rPr>
-                <w:rFonts w:ascii="Malgun Gothic" w:cs="Malgun Gothic" w:eastAsia="Malgun Gothic" w:hAnsi="Malgun Gothic"/>
-                <w:b w:val="0"/>
-                <w:i w:val="0"/>
-                <w:smallCaps w:val="0"/>
-                <w:strike w:val="0"/>
-                <w:color w:val="000000"/>
-                <w:sz w:val="18"/>
-                <w:szCs w:val="18"/>
-                <w:u w:val="none"/>
-                <w:shd w:fill="auto" w:val="clear"/>
-                <w:vertAlign w:val="baseline"/>
-              </w:rPr>
-            </w:pPr>
-            <w:r>
-              <w:rPr>
-                <w:rtl w:val="0"/>
-              </w:rPr>
-            </w:r>
-          </w:p>
-        </w:tc>
-        <w:tc>
-          <w:tcPr>
-            <w:tcBorders>
-              <w:top w:color="a0a0a0" w:space="0" w:sz="6" w:val="dotted"/>
-              <w:left w:color="a0a0a0" w:space="0" w:sz="6" w:val="dotted"/>
-              <w:bottom w:color="a0a0a0" w:space="0" w:sz="6" w:val="dotted"/>
-              <w:right w:color="a0a0a0" w:space="0" w:sz="6" w:val="dotted"/>
-            </w:tcBorders>
-            <w:shd w:fill="edf0fa" w:val="clear"/>
-            <w:tcMar>
-              <w:top w:w="0.0" w:type="dxa"/>
-              <w:bottom w:w="0.0" w:type="dxa"/>
-            </w:tcMar>
-            <w:vAlign w:val="center"/>
-          </w:tcPr>
-          <w:p>
-            <w:pPr>
-              <w:keepNext w:val="0"/>
-              <w:keepLines w:val="0"/>
-              <w:pageBreakBefore w:val="0"/>
-              <w:widowControl w:val="0"/>
-              <w:pBdr>
-                <w:top w:space="0" w:sz="0" w:val="nil"/>
-                <w:left w:space="0" w:sz="0" w:val="nil"/>
-                <w:bottom w:space="0" w:sz="0" w:val="nil"/>
-                <w:right w:space="0" w:sz="0" w:val="nil"/>
-                <w:between w:space="0" w:sz="0" w:val="nil"/>
-              </w:pBdr>
-              <w:shd w:fill="auto" w:val="clear"/>
-              <w:tabs>
-                <w:tab w:val="left" w:leader="none" w:pos="800"/>
-                <w:tab w:val="left" w:leader="none" w:pos="1600"/>
-                <w:tab w:val="left" w:leader="none" w:pos="2400"/>
-                <w:tab w:val="left" w:leader="none" w:pos="3200"/>
-                <w:tab w:val="left" w:leader="none" w:pos="4000"/>
-                <w:tab w:val="left" w:leader="none" w:pos="4800"/>
-                <w:tab w:val="left" w:leader="none" w:pos="5600"/>
-                <w:tab w:val="left" w:leader="none" w:pos="6400"/>
-                <w:tab w:val="left" w:leader="none" w:pos="7200"/>
-                <w:tab w:val="left" w:leader="none" w:pos="8000"/>
-                <w:tab w:val="left" w:leader="none" w:pos="8800"/>
-                <w:tab w:val="left" w:leader="none" w:pos="9600"/>
-                <w:tab w:val="left" w:leader="none" w:pos="10400"/>
-                <w:tab w:val="left" w:leader="none" w:pos="11200"/>
-                <w:tab w:val="left" w:leader="none" w:pos="12000"/>
-                <w:tab w:val="left" w:leader="none" w:pos="12800"/>
-                <w:tab w:val="left" w:leader="none" w:pos="13600"/>
-                <w:tab w:val="left" w:leader="none" w:pos="14400"/>
-                <w:tab w:val="left" w:leader="none" w:pos="15200"/>
-                <w:tab w:val="left" w:leader="none" w:pos="16000"/>
-                <w:tab w:val="left" w:leader="none" w:pos="16800"/>
-                <w:tab w:val="left" w:leader="none" w:pos="17600"/>
-                <w:tab w:val="left" w:leader="none" w:pos="18400"/>
-                <w:tab w:val="left" w:leader="none" w:pos="19200"/>
-                <w:tab w:val="left" w:leader="none" w:pos="20000"/>
-                <w:tab w:val="left" w:leader="none" w:pos="20800"/>
-                <w:tab w:val="left" w:leader="none" w:pos="21600"/>
-                <w:tab w:val="left" w:leader="none" w:pos="22400"/>
-                <w:tab w:val="left" w:leader="none" w:pos="23200"/>
-                <w:tab w:val="left" w:leader="none" w:pos="24000"/>
-                <w:tab w:val="left" w:leader="none" w:pos="24800"/>
-                <w:tab w:val="left" w:leader="none" w:pos="25600"/>
-              </w:tabs>
-              <w:spacing w:after="0" w:before="0" w:line="240" w:lineRule="auto"/>
-              <w:ind w:left="0" w:right="0" w:firstLine="0"/>
-              <w:jc w:val="center"/>
-              <w:rPr>
-                <w:rFonts w:ascii="Malgun Gothic" w:cs="Malgun Gothic" w:eastAsia="Malgun Gothic" w:hAnsi="Malgun Gothic"/>
-                <w:b w:val="0"/>
-                <w:i w:val="0"/>
-                <w:smallCaps w:val="0"/>
-                <w:strike w:val="0"/>
-                <w:color w:val="000000"/>
-                <w:sz w:val="18"/>
-                <w:szCs w:val="18"/>
-                <w:u w:val="none"/>
-                <w:shd w:fill="auto" w:val="clear"/>
-                <w:vertAlign w:val="baseline"/>
-              </w:rPr>
-            </w:pPr>
-            <w:r>
-              <w:rPr>
-                <w:rFonts w:ascii="Malgun Gothic" w:cs="Malgun Gothic" w:eastAsia="Malgun Gothic" w:hAnsi="Malgun Gothic"/>
-                <w:b w:val="0"/>
-                <w:i w:val="0"/>
-                <w:smallCaps w:val="0"/>
-                <w:strike w:val="0"/>
-                <w:color w:val="000000"/>
-                <w:sz w:val="18"/>
-                <w:szCs w:val="18"/>
-                <w:u w:val="none"/>
-                <w:shd w:fill="auto" w:val="clear"/>
-                <w:vertAlign w:val="baseline"/>
-                <w:rtl w:val="0"/>
-              </w:rPr>
               <w:t xml:space="preserve">연 락 처</w:t>
             </w:r>
           </w:p>
@@ -2534,9 +2524,7 @@
                 <w:vertAlign w:val="baseline"/>
               </w:rPr>
             </w:pPr>
-            <w:r>
-              <w:t>010-1234-5678</w:t>
-            </w:r>
+            <w:r/>
           </w:p>
         </w:tc>
       </w:tr>
@@ -2724,9 +2712,7 @@
                 <w:vertAlign w:val="baseline"/>
               </w:rPr>
             </w:pPr>
-            <w:r>
-              <w:t>김도윤</w:t>
-            </w:r>
+            <w:r/>
           </w:p>
         </w:tc>
         <w:tc>
@@ -2907,9 +2893,7 @@
                 <w:vertAlign w:val="baseline"/>
               </w:rPr>
             </w:pPr>
-            <w:r>
-              <w:t>010-8765-4321</w:t>
-            </w:r>
+            <w:r/>
           </w:p>
         </w:tc>
       </w:tr>
@@ -3097,9 +3081,7 @@
                 <w:vertAlign w:val="baseline"/>
               </w:rPr>
             </w:pPr>
-            <w:r>
-              <w:t>허한결</w:t>
-            </w:r>
+            <w:r/>
           </w:p>
         </w:tc>
         <w:tc>
@@ -3266,205 +3248,6 @@
               <w:spacing w:after="0" w:before="0" w:line="240" w:lineRule="auto"/>
               <w:ind w:left="100" w:right="100" w:firstLine="0"/>
               <w:jc w:val="center"/>
-              <w:rPr>
-                <w:rFonts w:ascii="Malgun Gothic" w:cs="Malgun Gothic" w:eastAsia="Malgun Gothic" w:hAnsi="Malgun Gothic"/>
-                <w:b w:val="0"/>
-                <w:i w:val="0"/>
-                <w:smallCaps w:val="0"/>
-                <w:strike w:val="0"/>
-                <w:color w:val="000000"/>
-                <w:sz w:val="18"/>
-                <w:szCs w:val="18"/>
-                <w:u w:val="none"/>
-                <w:shd w:fill="auto" w:val="clear"/>
-                <w:vertAlign w:val="baseline"/>
-              </w:rPr>
-            </w:pPr>
-            <w:r>
-              <w:t>영업팀</w:t>
-            </w:r>
-          </w:p>
-        </w:tc>
-      </w:tr>
-      <w:tr>
-        <w:trPr>
-          <w:cantSplit w:val="0"/>
-          <w:trHeight w:val="406" w:hRule="atLeast"/>
-          <w:tblHeader w:val="0"/>
-        </w:trPr>
-        <w:tc>
-          <w:tcPr>
-            <w:gridSpan w:val="4"/>
-            <w:tcBorders>
-              <w:top w:color="a0a0a0" w:space="0" w:sz="6" w:val="dotted"/>
-              <w:left w:color="edf0fa" w:space="0" w:sz="6" w:val="single"/>
-              <w:bottom w:color="a0a0a0" w:space="0" w:sz="6" w:val="dotted"/>
-              <w:right w:color="edf0fa" w:space="0" w:sz="6" w:val="single"/>
-            </w:tcBorders>
-            <w:shd w:fill="edf0fa" w:val="clear"/>
-            <w:tcMar>
-              <w:top w:w="0.0" w:type="dxa"/>
-              <w:bottom w:w="0.0" w:type="dxa"/>
-            </w:tcMar>
-            <w:vAlign w:val="center"/>
-          </w:tcPr>
-          <w:p>
-            <w:pPr>
-              <w:keepNext w:val="0"/>
-              <w:keepLines w:val="0"/>
-              <w:pageBreakBefore w:val="0"/>
-              <w:widowControl w:val="0"/>
-              <w:pBdr>
-                <w:top w:space="0" w:sz="0" w:val="nil"/>
-                <w:left w:space="0" w:sz="0" w:val="nil"/>
-                <w:bottom w:space="0" w:sz="0" w:val="nil"/>
-                <w:right w:space="0" w:sz="0" w:val="nil"/>
-                <w:between w:space="0" w:sz="0" w:val="nil"/>
-              </w:pBdr>
-              <w:shd w:fill="auto" w:val="clear"/>
-              <w:tabs>
-                <w:tab w:val="left" w:leader="none" w:pos="800"/>
-                <w:tab w:val="left" w:leader="none" w:pos="1600"/>
-                <w:tab w:val="left" w:leader="none" w:pos="2400"/>
-                <w:tab w:val="left" w:leader="none" w:pos="3200"/>
-                <w:tab w:val="left" w:leader="none" w:pos="4000"/>
-                <w:tab w:val="left" w:leader="none" w:pos="4800"/>
-                <w:tab w:val="left" w:leader="none" w:pos="5600"/>
-                <w:tab w:val="left" w:leader="none" w:pos="6400"/>
-                <w:tab w:val="left" w:leader="none" w:pos="7200"/>
-                <w:tab w:val="left" w:leader="none" w:pos="8000"/>
-                <w:tab w:val="left" w:leader="none" w:pos="8800"/>
-                <w:tab w:val="left" w:leader="none" w:pos="9600"/>
-                <w:tab w:val="left" w:leader="none" w:pos="10400"/>
-                <w:tab w:val="left" w:leader="none" w:pos="11200"/>
-                <w:tab w:val="left" w:leader="none" w:pos="12000"/>
-                <w:tab w:val="left" w:leader="none" w:pos="12800"/>
-                <w:tab w:val="left" w:leader="none" w:pos="13600"/>
-                <w:tab w:val="left" w:leader="none" w:pos="14400"/>
-                <w:tab w:val="left" w:leader="none" w:pos="15200"/>
-                <w:tab w:val="left" w:leader="none" w:pos="16000"/>
-                <w:tab w:val="left" w:leader="none" w:pos="16800"/>
-                <w:tab w:val="left" w:leader="none" w:pos="17600"/>
-                <w:tab w:val="left" w:leader="none" w:pos="18400"/>
-                <w:tab w:val="left" w:leader="none" w:pos="19200"/>
-                <w:tab w:val="left" w:leader="none" w:pos="20000"/>
-                <w:tab w:val="left" w:leader="none" w:pos="20800"/>
-                <w:tab w:val="left" w:leader="none" w:pos="21600"/>
-                <w:tab w:val="left" w:leader="none" w:pos="22400"/>
-                <w:tab w:val="left" w:leader="none" w:pos="23200"/>
-                <w:tab w:val="left" w:leader="none" w:pos="24000"/>
-                <w:tab w:val="left" w:leader="none" w:pos="24800"/>
-                <w:tab w:val="left" w:leader="none" w:pos="25600"/>
-              </w:tabs>
-              <w:spacing w:after="0" w:before="0" w:line="240" w:lineRule="auto"/>
-              <w:ind w:left="100" w:right="100" w:firstLine="0"/>
-              <w:jc w:val="both"/>
-              <w:rPr>
-                <w:rFonts w:ascii="Malgun Gothic" w:cs="Malgun Gothic" w:eastAsia="Malgun Gothic" w:hAnsi="Malgun Gothic"/>
-                <w:b w:val="0"/>
-                <w:i w:val="0"/>
-                <w:smallCaps w:val="0"/>
-                <w:strike w:val="0"/>
-                <w:color w:val="000000"/>
-                <w:sz w:val="18"/>
-                <w:szCs w:val="18"/>
-                <w:u w:val="none"/>
-                <w:shd w:fill="auto" w:val="clear"/>
-                <w:vertAlign w:val="baseline"/>
-              </w:rPr>
-            </w:pPr>
-            <w:r>
-              <w:rPr>
-                <w:rFonts w:ascii="Malgun Gothic" w:cs="Malgun Gothic" w:eastAsia="Malgun Gothic" w:hAnsi="Malgun Gothic"/>
-                <w:b w:val="0"/>
-                <w:i w:val="0"/>
-                <w:smallCaps w:val="0"/>
-                <w:strike w:val="0"/>
-                <w:color w:val="000000"/>
-                <w:sz w:val="18"/>
-                <w:szCs w:val="18"/>
-                <w:u w:val="none"/>
-                <w:shd w:fill="auto" w:val="clear"/>
-                <w:vertAlign w:val="baseline"/>
-                <w:rtl w:val="0"/>
-              </w:rPr>
-              <w:t xml:space="preserve">■ 고객사 개요(신규 고객사일 경우에만 기재)</w:t>
-            </w:r>
-          </w:p>
-        </w:tc>
-      </w:tr>
-      <w:tr>
-        <w:trPr>
-          <w:cantSplit w:val="0"/>
-          <w:trHeight w:val="1368" w:hRule="atLeast"/>
-          <w:tblHeader w:val="0"/>
-        </w:trPr>
-        <w:tc>
-          <w:tcPr>
-            <w:gridSpan w:val="4"/>
-            <w:tcBorders>
-              <w:top w:color="a0a0a0" w:space="0" w:sz="6" w:val="dotted"/>
-              <w:left w:color="000000" w:space="0" w:sz="0" w:val="nil"/>
-              <w:bottom w:color="a0a0a0" w:space="0" w:sz="6" w:val="dotted"/>
-              <w:right w:color="000000" w:space="0" w:sz="0" w:val="nil"/>
-            </w:tcBorders>
-            <w:tcMar>
-              <w:top w:w="0.0" w:type="dxa"/>
-              <w:bottom w:w="0.0" w:type="dxa"/>
-            </w:tcMar>
-            <w:vAlign w:val="center"/>
-          </w:tcPr>
-          <w:p>
-            <w:pPr>
-              <w:keepNext w:val="0"/>
-              <w:keepLines w:val="0"/>
-              <w:pageBreakBefore w:val="0"/>
-              <w:widowControl w:val="0"/>
-              <w:pBdr>
-                <w:top w:space="0" w:sz="0" w:val="nil"/>
-                <w:left w:space="0" w:sz="0" w:val="nil"/>
-                <w:bottom w:space="0" w:sz="0" w:val="nil"/>
-                <w:right w:space="0" w:sz="0" w:val="nil"/>
-                <w:between w:space="0" w:sz="0" w:val="nil"/>
-              </w:pBdr>
-              <w:shd w:fill="auto" w:val="clear"/>
-              <w:tabs>
-                <w:tab w:val="left" w:leader="none" w:pos="800"/>
-                <w:tab w:val="left" w:leader="none" w:pos="1600"/>
-                <w:tab w:val="left" w:leader="none" w:pos="2400"/>
-                <w:tab w:val="left" w:leader="none" w:pos="3200"/>
-                <w:tab w:val="left" w:leader="none" w:pos="4000"/>
-                <w:tab w:val="left" w:leader="none" w:pos="4800"/>
-                <w:tab w:val="left" w:leader="none" w:pos="5600"/>
-                <w:tab w:val="left" w:leader="none" w:pos="6400"/>
-                <w:tab w:val="left" w:leader="none" w:pos="7200"/>
-                <w:tab w:val="left" w:leader="none" w:pos="8000"/>
-                <w:tab w:val="left" w:leader="none" w:pos="8800"/>
-                <w:tab w:val="left" w:leader="none" w:pos="9600"/>
-                <w:tab w:val="left" w:leader="none" w:pos="10400"/>
-                <w:tab w:val="left" w:leader="none" w:pos="11200"/>
-                <w:tab w:val="left" w:leader="none" w:pos="12000"/>
-                <w:tab w:val="left" w:leader="none" w:pos="12800"/>
-                <w:tab w:val="left" w:leader="none" w:pos="13600"/>
-                <w:tab w:val="left" w:leader="none" w:pos="14400"/>
-                <w:tab w:val="left" w:leader="none" w:pos="15200"/>
-                <w:tab w:val="left" w:leader="none" w:pos="16000"/>
-                <w:tab w:val="left" w:leader="none" w:pos="16800"/>
-                <w:tab w:val="left" w:leader="none" w:pos="17600"/>
-                <w:tab w:val="left" w:leader="none" w:pos="18400"/>
-                <w:tab w:val="left" w:leader="none" w:pos="19200"/>
-                <w:tab w:val="left" w:leader="none" w:pos="20000"/>
-                <w:tab w:val="left" w:leader="none" w:pos="20800"/>
-                <w:tab w:val="left" w:leader="none" w:pos="21600"/>
-                <w:tab w:val="left" w:leader="none" w:pos="22400"/>
-                <w:tab w:val="left" w:leader="none" w:pos="23200"/>
-                <w:tab w:val="left" w:leader="none" w:pos="24000"/>
-                <w:tab w:val="left" w:leader="none" w:pos="24800"/>
-                <w:tab w:val="left" w:leader="none" w:pos="25600"/>
-              </w:tabs>
-              <w:spacing w:after="0" w:before="0" w:line="240" w:lineRule="auto"/>
-              <w:ind w:left="0" w:right="100" w:firstLine="0"/>
-              <w:jc w:val="both"/>
               <w:rPr>
                 <w:rFonts w:ascii="Malgun Gothic" w:cs="Malgun Gothic" w:eastAsia="Malgun Gothic" w:hAnsi="Malgun Gothic"/>
                 <w:b w:val="0"/>
@@ -3585,6 +3368,203 @@
                 <w:vertAlign w:val="baseline"/>
                 <w:rtl w:val="0"/>
               </w:rPr>
+              <w:t xml:space="preserve">■ 고객사 개요(신규 고객사일 경우에만 기재)</w:t>
+            </w:r>
+          </w:p>
+        </w:tc>
+      </w:tr>
+      <w:tr>
+        <w:trPr>
+          <w:cantSplit w:val="0"/>
+          <w:trHeight w:val="1368" w:hRule="atLeast"/>
+          <w:tblHeader w:val="0"/>
+        </w:trPr>
+        <w:tc>
+          <w:tcPr>
+            <w:gridSpan w:val="4"/>
+            <w:tcBorders>
+              <w:top w:color="a0a0a0" w:space="0" w:sz="6" w:val="dotted"/>
+              <w:left w:color="000000" w:space="0" w:sz="0" w:val="nil"/>
+              <w:bottom w:color="a0a0a0" w:space="0" w:sz="6" w:val="dotted"/>
+              <w:right w:color="000000" w:space="0" w:sz="0" w:val="nil"/>
+            </w:tcBorders>
+            <w:tcMar>
+              <w:top w:w="0.0" w:type="dxa"/>
+              <w:bottom w:w="0.0" w:type="dxa"/>
+            </w:tcMar>
+            <w:vAlign w:val="center"/>
+          </w:tcPr>
+          <w:p>
+            <w:pPr>
+              <w:keepNext w:val="0"/>
+              <w:keepLines w:val="0"/>
+              <w:pageBreakBefore w:val="0"/>
+              <w:widowControl w:val="0"/>
+              <w:pBdr>
+                <w:top w:space="0" w:sz="0" w:val="nil"/>
+                <w:left w:space="0" w:sz="0" w:val="nil"/>
+                <w:bottom w:space="0" w:sz="0" w:val="nil"/>
+                <w:right w:space="0" w:sz="0" w:val="nil"/>
+                <w:between w:space="0" w:sz="0" w:val="nil"/>
+              </w:pBdr>
+              <w:shd w:fill="auto" w:val="clear"/>
+              <w:tabs>
+                <w:tab w:val="left" w:leader="none" w:pos="800"/>
+                <w:tab w:val="left" w:leader="none" w:pos="1600"/>
+                <w:tab w:val="left" w:leader="none" w:pos="2400"/>
+                <w:tab w:val="left" w:leader="none" w:pos="3200"/>
+                <w:tab w:val="left" w:leader="none" w:pos="4000"/>
+                <w:tab w:val="left" w:leader="none" w:pos="4800"/>
+                <w:tab w:val="left" w:leader="none" w:pos="5600"/>
+                <w:tab w:val="left" w:leader="none" w:pos="6400"/>
+                <w:tab w:val="left" w:leader="none" w:pos="7200"/>
+                <w:tab w:val="left" w:leader="none" w:pos="8000"/>
+                <w:tab w:val="left" w:leader="none" w:pos="8800"/>
+                <w:tab w:val="left" w:leader="none" w:pos="9600"/>
+                <w:tab w:val="left" w:leader="none" w:pos="10400"/>
+                <w:tab w:val="left" w:leader="none" w:pos="11200"/>
+                <w:tab w:val="left" w:leader="none" w:pos="12000"/>
+                <w:tab w:val="left" w:leader="none" w:pos="12800"/>
+                <w:tab w:val="left" w:leader="none" w:pos="13600"/>
+                <w:tab w:val="left" w:leader="none" w:pos="14400"/>
+                <w:tab w:val="left" w:leader="none" w:pos="15200"/>
+                <w:tab w:val="left" w:leader="none" w:pos="16000"/>
+                <w:tab w:val="left" w:leader="none" w:pos="16800"/>
+                <w:tab w:val="left" w:leader="none" w:pos="17600"/>
+                <w:tab w:val="left" w:leader="none" w:pos="18400"/>
+                <w:tab w:val="left" w:leader="none" w:pos="19200"/>
+                <w:tab w:val="left" w:leader="none" w:pos="20000"/>
+                <w:tab w:val="left" w:leader="none" w:pos="20800"/>
+                <w:tab w:val="left" w:leader="none" w:pos="21600"/>
+                <w:tab w:val="left" w:leader="none" w:pos="22400"/>
+                <w:tab w:val="left" w:leader="none" w:pos="23200"/>
+                <w:tab w:val="left" w:leader="none" w:pos="24000"/>
+                <w:tab w:val="left" w:leader="none" w:pos="24800"/>
+                <w:tab w:val="left" w:leader="none" w:pos="25600"/>
+              </w:tabs>
+              <w:spacing w:after="0" w:before="0" w:line="240" w:lineRule="auto"/>
+              <w:ind w:left="0" w:right="100" w:firstLine="0"/>
+              <w:jc w:val="both"/>
+              <w:rPr>
+                <w:rFonts w:ascii="Malgun Gothic" w:cs="Malgun Gothic" w:eastAsia="Malgun Gothic" w:hAnsi="Malgun Gothic"/>
+                <w:b w:val="0"/>
+                <w:i w:val="0"/>
+                <w:smallCaps w:val="0"/>
+                <w:strike w:val="0"/>
+                <w:color w:val="000000"/>
+                <w:sz w:val="18"/>
+                <w:szCs w:val="18"/>
+                <w:u w:val="none"/>
+                <w:shd w:fill="auto" w:val="clear"/>
+                <w:vertAlign w:val="baseline"/>
+              </w:rPr>
+            </w:pPr>
+            <w:r/>
+          </w:p>
+        </w:tc>
+      </w:tr>
+      <w:tr>
+        <w:trPr>
+          <w:cantSplit w:val="0"/>
+          <w:trHeight w:val="406" w:hRule="atLeast"/>
+          <w:tblHeader w:val="0"/>
+        </w:trPr>
+        <w:tc>
+          <w:tcPr>
+            <w:gridSpan w:val="4"/>
+            <w:tcBorders>
+              <w:top w:color="a0a0a0" w:space="0" w:sz="6" w:val="dotted"/>
+              <w:left w:color="edf0fa" w:space="0" w:sz="6" w:val="single"/>
+              <w:bottom w:color="a0a0a0" w:space="0" w:sz="6" w:val="dotted"/>
+              <w:right w:color="edf0fa" w:space="0" w:sz="6" w:val="single"/>
+            </w:tcBorders>
+            <w:shd w:fill="edf0fa" w:val="clear"/>
+            <w:tcMar>
+              <w:top w:w="0.0" w:type="dxa"/>
+              <w:bottom w:w="0.0" w:type="dxa"/>
+            </w:tcMar>
+            <w:vAlign w:val="center"/>
+          </w:tcPr>
+          <w:p>
+            <w:pPr>
+              <w:keepNext w:val="0"/>
+              <w:keepLines w:val="0"/>
+              <w:pageBreakBefore w:val="0"/>
+              <w:widowControl w:val="0"/>
+              <w:pBdr>
+                <w:top w:space="0" w:sz="0" w:val="nil"/>
+                <w:left w:space="0" w:sz="0" w:val="nil"/>
+                <w:bottom w:space="0" w:sz="0" w:val="nil"/>
+                <w:right w:space="0" w:sz="0" w:val="nil"/>
+                <w:between w:space="0" w:sz="0" w:val="nil"/>
+              </w:pBdr>
+              <w:shd w:fill="auto" w:val="clear"/>
+              <w:tabs>
+                <w:tab w:val="left" w:leader="none" w:pos="800"/>
+                <w:tab w:val="left" w:leader="none" w:pos="1600"/>
+                <w:tab w:val="left" w:leader="none" w:pos="2400"/>
+                <w:tab w:val="left" w:leader="none" w:pos="3200"/>
+                <w:tab w:val="left" w:leader="none" w:pos="4000"/>
+                <w:tab w:val="left" w:leader="none" w:pos="4800"/>
+                <w:tab w:val="left" w:leader="none" w:pos="5600"/>
+                <w:tab w:val="left" w:leader="none" w:pos="6400"/>
+                <w:tab w:val="left" w:leader="none" w:pos="7200"/>
+                <w:tab w:val="left" w:leader="none" w:pos="8000"/>
+                <w:tab w:val="left" w:leader="none" w:pos="8800"/>
+                <w:tab w:val="left" w:leader="none" w:pos="9600"/>
+                <w:tab w:val="left" w:leader="none" w:pos="10400"/>
+                <w:tab w:val="left" w:leader="none" w:pos="11200"/>
+                <w:tab w:val="left" w:leader="none" w:pos="12000"/>
+                <w:tab w:val="left" w:leader="none" w:pos="12800"/>
+                <w:tab w:val="left" w:leader="none" w:pos="13600"/>
+                <w:tab w:val="left" w:leader="none" w:pos="14400"/>
+                <w:tab w:val="left" w:leader="none" w:pos="15200"/>
+                <w:tab w:val="left" w:leader="none" w:pos="16000"/>
+                <w:tab w:val="left" w:leader="none" w:pos="16800"/>
+                <w:tab w:val="left" w:leader="none" w:pos="17600"/>
+                <w:tab w:val="left" w:leader="none" w:pos="18400"/>
+                <w:tab w:val="left" w:leader="none" w:pos="19200"/>
+                <w:tab w:val="left" w:leader="none" w:pos="20000"/>
+                <w:tab w:val="left" w:leader="none" w:pos="20800"/>
+                <w:tab w:val="left" w:leader="none" w:pos="21600"/>
+                <w:tab w:val="left" w:leader="none" w:pos="22400"/>
+                <w:tab w:val="left" w:leader="none" w:pos="23200"/>
+                <w:tab w:val="left" w:leader="none" w:pos="24000"/>
+                <w:tab w:val="left" w:leader="none" w:pos="24800"/>
+                <w:tab w:val="left" w:leader="none" w:pos="25600"/>
+              </w:tabs>
+              <w:spacing w:after="0" w:before="0" w:line="240" w:lineRule="auto"/>
+              <w:ind w:left="100" w:right="100" w:firstLine="0"/>
+              <w:jc w:val="both"/>
+              <w:rPr>
+                <w:rFonts w:ascii="Malgun Gothic" w:cs="Malgun Gothic" w:eastAsia="Malgun Gothic" w:hAnsi="Malgun Gothic"/>
+                <w:b w:val="0"/>
+                <w:i w:val="0"/>
+                <w:smallCaps w:val="0"/>
+                <w:strike w:val="0"/>
+                <w:color w:val="000000"/>
+                <w:sz w:val="18"/>
+                <w:szCs w:val="18"/>
+                <w:u w:val="none"/>
+                <w:shd w:fill="auto" w:val="clear"/>
+                <w:vertAlign w:val="baseline"/>
+              </w:rPr>
+            </w:pPr>
+            <w:r>
+              <w:rPr>
+                <w:rFonts w:ascii="Malgun Gothic" w:cs="Malgun Gothic" w:eastAsia="Malgun Gothic" w:hAnsi="Malgun Gothic"/>
+                <w:b w:val="0"/>
+                <w:i w:val="0"/>
+                <w:smallCaps w:val="0"/>
+                <w:strike w:val="0"/>
+                <w:color w:val="000000"/>
+                <w:sz w:val="18"/>
+                <w:szCs w:val="18"/>
+                <w:u w:val="none"/>
+                <w:shd w:fill="auto" w:val="clear"/>
+                <w:vertAlign w:val="baseline"/>
+                <w:rtl w:val="0"/>
+              </w:rPr>
               <w:t xml:space="preserve">■ 프로젝트 개요(일상적인 영업 방문일 경우 생략가능)</w:t>
             </w:r>
           </w:p>
@@ -3676,9 +3656,7 @@
                 <w:vertAlign w:val="baseline"/>
               </w:rPr>
             </w:pPr>
-            <w:r>
-              <w:t>복수기관 대상 제품설명회</w:t>
-            </w:r>
+            <w:r/>
           </w:p>
         </w:tc>
       </w:tr>
@@ -3875,9 +3853,7 @@
                 <w:vertAlign w:val="baseline"/>
               </w:rPr>
             </w:pPr>
-            <w:r>
-              <w:t>유연내과외 3개의 병원 의사들과 협회에 사전신고한 복수기관 대상 제품설명회를 진행하였습니다. 1인당 8만원 식사를 규정에 맞게 확인 후 제공하였으며, 식사 전에 로바스로 제품을 설명하였습니다. 식사 후에는 증빙서류를 모두 작성·보관하였으며, 식음료 제공은 1회차로 진행하였습니다. 증빙서류는 모두 보관하고 있습니다.</w:t>
-            </w:r>
+            <w:r/>
           </w:p>
         </w:tc>
       </w:tr>
@@ -4074,9 +4050,7 @@
                 <w:vertAlign w:val="baseline"/>
               </w:rPr>
             </w:pPr>
-            <w:r>
-              <w:t>향후 방문 시에는 제품설명회 결과에 대해서 이야기 나눌 예정입니다.</w:t>
-            </w:r>
+            <w:r/>
           </w:p>
         </w:tc>
       </w:tr>
